--- a/manuale/User_manual_EN.docx
+++ b/manuale/User_manual_EN.docx
@@ -68,7 +68,7 @@
         <w:t>Who it is for.</w:t>
       </w:r>
       <w:r>
-        <w:t xml:space="preserve"> Teachers and pupils using the kit in the field. No technical knowledge is assumed. Installing the app and updating the box (for a technician) are described separately, in the installation guide (</w:t>
+        <w:t xml:space="preserve"> Teachers and pupils using the kit in the field. No technical knowledge is assumed. Installing the app and updating the box are described separately, in the installation guide (</w:t>
       </w:r>
       <w:r>
         <w:rPr>
@@ -13547,7 +13547,7 @@
               <w:t>–</w:t>
             </w:r>
             <w:r>
-              <w:t xml:space="preserve"> all day, note it for the technician</w:t>
+              <w:t xml:space="preserve"> all day, note which box it is: that sensor needs checking</w:t>
             </w:r>
           </w:p>
         </w:tc>
@@ -13640,7 +13640,7 @@
           <w:p>
             <w:r/>
             <w:r>
-              <w:t>a few seconds; if it persists, the box needs an update (technician) — values and reads work anyway</w:t>
+              <w:t>a few seconds; if it persists, update the box (installation guide, chapter 5) — values and reads work anyway</w:t>
             </w:r>
           </w:p>
         </w:tc>
@@ -15992,7 +15992,7 @@
         <w:t>Link drops</w:t>
       </w:r>
       <w:r>
-        <w:t xml:space="preserve"> says (long press on the versions line, Boxes tab) before restarting anything — that list is the evidence for the technician, together with the </w:t>
+        <w:t xml:space="preserve"> says (long press on the versions line, Boxes tab) before restarting anything — that list is what to send when you ask for help, together with the </w:t>
       </w:r>
       <w:r>
         <w:rPr>
